--- a/data/outputs/v2/General_Science/SS1.3_Nutrition_in_Animals/quiz/General_Science_G10_SS1.3_Nutrition_in_Animals_L6_AnswerKey.docx
+++ b/data/outputs/v2/General_Science/SS1.3_Nutrition_in_Animals/quiz/General_Science_G10_SS1.3_Nutrition_in_Animals_L6_AnswerKey.docx
@@ -1405,7 +1405,7 @@
         </w:rPr>
         <w:t xml:space="preserve">© 2026 SeaVuria and ARES. Aligned with KICD objectives. Developed by SeaVuria; technical implementation by ARES (with AI assistance from Claude). Licensed under </w:t>
       </w:r>
-      <w:hyperlink w:history="1" r:id="rId3gst3v7phaxhvza6vgbaf">
+      <w:hyperlink w:history="1" r:id="rIdadsnnbz2q_bynq0e589bb">
         <w:r>
           <w:rPr>
             <w:rFonts w:ascii="Arial" w:cs="Arial" w:eastAsia="Arial" w:hAnsi="Arial"/>
@@ -1426,7 +1426,7 @@
         </w:rPr>
         <w:t xml:space="preserve"> (</w:t>
       </w:r>
-      <w:hyperlink w:history="1" r:id="rIdfm1cwzqyazmrp6rfykcku">
+      <w:hyperlink w:history="1" r:id="rIdlktvd_z75y8eeyordide0">
         <w:r>
           <w:rPr>
             <w:rFonts w:ascii="Arial" w:cs="Arial" w:eastAsia="Arial" w:hAnsi="Arial"/>

--- a/data/outputs/v2/General_Science/SS1.3_Nutrition_in_Animals/quiz/General_Science_G10_SS1.3_Nutrition_in_Animals_L6_AnswerKey.docx
+++ b/data/outputs/v2/General_Science/SS1.3_Nutrition_in_Animals/quiz/General_Science_G10_SS1.3_Nutrition_in_Animals_L6_AnswerKey.docx
@@ -1405,7 +1405,7 @@
         </w:rPr>
         <w:t xml:space="preserve">© 2026 SeaVuria and ARES. Aligned with KICD objectives. Developed by SeaVuria; technical implementation by ARES (with AI assistance from Claude). Licensed under </w:t>
       </w:r>
-      <w:hyperlink w:history="1" r:id="rIdadsnnbz2q_bynq0e589bb">
+      <w:hyperlink w:history="1" r:id="rIdaey7te81sgo8s9kia9m4a">
         <w:r>
           <w:rPr>
             <w:rFonts w:ascii="Arial" w:cs="Arial" w:eastAsia="Arial" w:hAnsi="Arial"/>
@@ -1426,7 +1426,7 @@
         </w:rPr>
         <w:t xml:space="preserve"> (</w:t>
       </w:r>
-      <w:hyperlink w:history="1" r:id="rIdlktvd_z75y8eeyordide0">
+      <w:hyperlink w:history="1" r:id="rIdjkxy-xuy0sph4simi3jem">
         <w:r>
           <w:rPr>
             <w:rFonts w:ascii="Arial" w:cs="Arial" w:eastAsia="Arial" w:hAnsi="Arial"/>

--- a/data/outputs/v2/General_Science/SS1.3_Nutrition_in_Animals/quiz/General_Science_G10_SS1.3_Nutrition_in_Animals_L6_AnswerKey.docx
+++ b/data/outputs/v2/General_Science/SS1.3_Nutrition_in_Animals/quiz/General_Science_G10_SS1.3_Nutrition_in_Animals_L6_AnswerKey.docx
@@ -1405,7 +1405,7 @@
         </w:rPr>
         <w:t xml:space="preserve">© 2026 SeaVuria and ARES. Aligned with KICD objectives. Developed by SeaVuria; technical implementation by ARES (with AI assistance from Claude). Licensed under </w:t>
       </w:r>
-      <w:hyperlink w:history="1" r:id="rIdaey7te81sgo8s9kia9m4a">
+      <w:hyperlink w:history="1" r:id="rIduict4savuk_ukjxfahpbb">
         <w:r>
           <w:rPr>
             <w:rFonts w:ascii="Arial" w:cs="Arial" w:eastAsia="Arial" w:hAnsi="Arial"/>
@@ -1426,7 +1426,7 @@
         </w:rPr>
         <w:t xml:space="preserve"> (</w:t>
       </w:r>
-      <w:hyperlink w:history="1" r:id="rIdjkxy-xuy0sph4simi3jem">
+      <w:hyperlink w:history="1" r:id="rIdiljhbxpzlezxs98f08za0">
         <w:r>
           <w:rPr>
             <w:rFonts w:ascii="Arial" w:cs="Arial" w:eastAsia="Arial" w:hAnsi="Arial"/>
